--- a/content-pipeline/campaign-ben-thanh/word/016_money-exchange-ben-thanh-ha-tam-guide.docx
+++ b/content-pipeline/campaign-ben-thanh/word/016_money-exchange-ben-thanh-ha-tam-guide.docx
@@ -157,7 +157,7 @@
           <w:color w:val="1B365D"/>
           <w:sz w:val="32"/>
         </w:rPr>
-        <w:t>1. Introduction: Saigon's Miniature Financial Street</w:t>
+        <w:t>Introduction: Saigon's Miniature Financial Street</w:t>
       </w:r>
     </w:p>
     <w:p>
@@ -291,7 +291,7 @@
           <w:color w:val="1B365D"/>
           <w:sz w:val="32"/>
         </w:rPr>
-        <w:t>2. Ha Tam vs. Mai Van: The West Gate Twin Titans</w:t>
+        <w:t>Ha Tam vs. Mai Van: The West Gate Twin Titans</w:t>
       </w:r>
     </w:p>
     <w:p>
@@ -405,7 +405,7 @@
           <w:color w:val="1B365D"/>
           <w:sz w:val="32"/>
         </w:rPr>
-        <w:t>3. Rate Comparison: Ha Tam vs. Commercial Banks vs. Tan Son Nhat Airport</w:t>
+        <w:t>Rate Comparison: Ha Tam vs. Commercial Banks vs. Tan Son Nhat Airport</w:t>
       </w:r>
     </w:p>
     <w:tbl>
@@ -1098,7 +1098,7 @@
           <w:color w:val="1B365D"/>
           <w:sz w:val="32"/>
         </w:rPr>
-        <w:t>4. Crucial Banknote Rules (Avoiding Rejection or Fee Deductions)</w:t>
+        <w:t>Crucial Banknote Rules (Avoiding Rejection or Fee Deductions)</w:t>
       </w:r>
     </w:p>
     <w:p>
@@ -1126,7 +1126,7 @@
           <w:color w:val="D97706"/>
           <w:sz w:val="26"/>
         </w:rPr>
-        <w:t>1. The USD "Big Head" vs. "Small Head" Reality</w:t>
+        <w:t>The USD "Big Head" vs. "Small Head" Reality</w:t>
       </w:r>
     </w:p>
     <w:p>
@@ -1187,7 +1187,7 @@
           <w:color w:val="D97706"/>
           <w:sz w:val="26"/>
         </w:rPr>
-        <w:t>2. Physical Condition of Paper Currency</w:t>
+        <w:t>Physical Condition of Paper Currency</w:t>
       </w:r>
     </w:p>
     <w:p>
@@ -1256,7 +1256,7 @@
           <w:color w:val="D97706"/>
           <w:sz w:val="26"/>
         </w:rPr>
-        <w:t>3. Large Denominations Yield Superior Rates</w:t>
+        <w:t>Large Denominations Yield Superior Rates</w:t>
       </w:r>
     </w:p>
     <w:p>
@@ -1311,7 +1311,7 @@
           <w:color w:val="1B365D"/>
           <w:sz w:val="32"/>
         </w:rPr>
-        <w:t>5. Five-Step Security Protocol for Large Cash Transactions</w:t>
+        <w:t>Five-Step Security Protocol for Large Cash Transactions</w:t>
       </w:r>
     </w:p>
     <w:p>

--- a/content-pipeline/campaign-ben-thanh/word/016_money-exchange-ben-thanh-ha-tam-guide.docx
+++ b/content-pipeline/campaign-ben-thanh/word/016_money-exchange-ben-thanh-ha-tam-guide.docx
@@ -157,7 +157,7 @@
           <w:color w:val="1B365D"/>
           <w:sz w:val="32"/>
         </w:rPr>
-        <w:t>Introduction: Saigon's Miniature Financial Street</w:t>
+        <w:t>Saigon's Miniature Financial Street</w:t>
       </w:r>
     </w:p>
     <w:p>

--- a/content-pipeline/campaign-ben-thanh/word/016_money-exchange-ben-thanh-ha-tam-guide.docx
+++ b/content-pipeline/campaign-ben-thanh/word/016_money-exchange-ben-thanh-ha-tam-guide.docx
@@ -1459,6 +1459,296 @@
         <w:t xml:space="preserve"> Never exit the shop holding visible bundles of cash. Place the money directly into a secure inner zippered jacket pocket or front-facing chest bag, ensure the zip is fastened, and then calmly walk out. For sums exceeding 50,000,000 VND (~$2,000 USD), travel with a companion or summon a ride directly to the storefront.</w:t>
       </w:r>
     </w:p>
+    <w:p>
+      <w:pPr>
+        <w:spacing w:before="120" w:after="120"/>
+        <w:jc w:val="center"/>
+      </w:pPr>
+      <w:r>
+        <w:rPr>
+          <w:color w:val="CBD5E1"/>
+        </w:rPr>
+        <w:t>―――――――――――――――――――――――――――――――――――――――――――――</w:t>
+      </w:r>
+    </w:p>
+    <w:p>
+      <w:pPr>
+        <w:keepNext/>
+        <w:spacing w:before="320" w:after="120" w:line="276" w:lineRule="auto"/>
+      </w:pPr>
+      <w:r>
+        <w:rPr>
+          <w:rFonts w:ascii="Calibri" w:hAnsi="Calibri"/>
+          <w:b/>
+          <w:color w:val="1B365D"/>
+          <w:sz w:val="32"/>
+        </w:rPr>
+        <w:t>🗺️ Curated Cluster Connections</w:t>
+      </w:r>
+    </w:p>
+    <w:p>
+      <w:pPr>
+        <w:spacing w:before="40" w:after="120" w:line="276" w:lineRule="auto"/>
+      </w:pPr>
+      <w:r>
+        <w:rPr>
+          <w:rFonts w:ascii="Calibri" w:hAnsi="Calibri"/>
+          <w:color w:val="1E293B"/>
+          <w:sz w:val="21"/>
+        </w:rPr>
+        <w:t>To help you navigate District 1 with ease, explore our companion heritage guides:</w:t>
+      </w:r>
+      <w:r>
+        <w:rPr>
+          <w:rFonts w:ascii="Calibri" w:hAnsi="Calibri"/>
+          <w:color w:val="1E293B"/>
+          <w:sz w:val="21"/>
+        </w:rPr>
+      </w:r>
+      <w:r>
+        <w:rPr>
+          <w:rFonts w:ascii="Calibri" w:hAnsi="Calibri"/>
+          <w:color w:val="1E293B"/>
+          <w:sz w:val="21"/>
+        </w:rPr>
+        <w:br/>
+        <w:t xml:space="preserve">- </w:t>
+      </w:r>
+      <w:r>
+        <w:rPr>
+          <w:rFonts w:ascii="Calibri" w:hAnsi="Calibri"/>
+          <w:b/>
+          <w:color w:val="1E293B"/>
+          <w:sz w:val="21"/>
+        </w:rPr>
+        <w:t>Ben Thanh Market Shopping Guide:</w:t>
+      </w:r>
+      <w:r>
+        <w:rPr>
+          <w:rFonts w:ascii="Calibri" w:hAnsi="Calibri"/>
+          <w:color w:val="1E293B"/>
+          <w:sz w:val="21"/>
+        </w:rPr>
+        <w:t xml:space="preserve"> spending local currency wisely in our </w:t>
+      </w:r>
+      <w:r>
+        <w:rPr>
+          <w:rFonts w:ascii="Calibri" w:hAnsi="Calibri"/>
+          <w:color w:val="1E293B"/>
+          <w:sz w:val="21"/>
+          <w:u w:val="single"/>
+        </w:rPr>
+        <w:t>Ben Thanh Market shopping guide</w:t>
+      </w:r>
+      <w:r>
+        <w:rPr>
+          <w:rFonts w:ascii="Calibri" w:hAnsi="Calibri"/>
+          <w:color w:val="1E293B"/>
+          <w:sz w:val="21"/>
+        </w:rPr>
+        <w:t>.</w:t>
+      </w:r>
+      <w:r>
+        <w:rPr>
+          <w:rFonts w:ascii="Calibri" w:hAnsi="Calibri"/>
+          <w:color w:val="1E293B"/>
+          <w:sz w:val="21"/>
+        </w:rPr>
+      </w:r>
+      <w:r>
+        <w:rPr>
+          <w:rFonts w:ascii="Calibri" w:hAnsi="Calibri"/>
+          <w:color w:val="1E293B"/>
+          <w:sz w:val="21"/>
+        </w:rPr>
+        <w:br/>
+        <w:t xml:space="preserve">- </w:t>
+      </w:r>
+      <w:r>
+        <w:rPr>
+          <w:rFonts w:ascii="Calibri" w:hAnsi="Calibri"/>
+          <w:b/>
+          <w:color w:val="1E293B"/>
+          <w:sz w:val="21"/>
+        </w:rPr>
+        <w:t>Ben Thanh Market Scams &amp; Safety Guide:</w:t>
+      </w:r>
+      <w:r>
+        <w:rPr>
+          <w:rFonts w:ascii="Calibri" w:hAnsi="Calibri"/>
+          <w:color w:val="1E293B"/>
+          <w:sz w:val="21"/>
+        </w:rPr>
+        <w:t xml:space="preserve"> protecting your wallet with our </w:t>
+      </w:r>
+      <w:r>
+        <w:rPr>
+          <w:rFonts w:ascii="Calibri" w:hAnsi="Calibri"/>
+          <w:color w:val="1E293B"/>
+          <w:sz w:val="21"/>
+          <w:u w:val="single"/>
+        </w:rPr>
+        <w:t>Ben Thanh Market scams and safety guide</w:t>
+      </w:r>
+      <w:r>
+        <w:rPr>
+          <w:rFonts w:ascii="Calibri" w:hAnsi="Calibri"/>
+          <w:color w:val="1E293B"/>
+          <w:sz w:val="21"/>
+        </w:rPr>
+        <w:t>.</w:t>
+      </w:r>
+      <w:r>
+        <w:rPr>
+          <w:rFonts w:ascii="Calibri" w:hAnsi="Calibri"/>
+          <w:color w:val="1E293B"/>
+          <w:sz w:val="21"/>
+        </w:rPr>
+      </w:r>
+      <w:r>
+        <w:rPr>
+          <w:rFonts w:ascii="Calibri" w:hAnsi="Calibri"/>
+          <w:color w:val="1E293B"/>
+          <w:sz w:val="21"/>
+        </w:rPr>
+        <w:br/>
+        <w:t xml:space="preserve">- </w:t>
+      </w:r>
+      <w:r>
+        <w:rPr>
+          <w:rFonts w:ascii="Calibri" w:hAnsi="Calibri"/>
+          <w:b/>
+          <w:color w:val="1E293B"/>
+          <w:sz w:val="21"/>
+        </w:rPr>
+        <w:t>Parking Guide Near Ben Thanh Market:</w:t>
+      </w:r>
+      <w:r>
+        <w:rPr>
+          <w:rFonts w:ascii="Calibri" w:hAnsi="Calibri"/>
+          <w:color w:val="1E293B"/>
+          <w:sz w:val="21"/>
+        </w:rPr>
+        <w:t xml:space="preserve"> finding nearby parking spots in our </w:t>
+      </w:r>
+      <w:r>
+        <w:rPr>
+          <w:rFonts w:ascii="Calibri" w:hAnsi="Calibri"/>
+          <w:color w:val="1E293B"/>
+          <w:sz w:val="21"/>
+          <w:u w:val="single"/>
+        </w:rPr>
+        <w:t>parking guide near Ben Thanh Market</w:t>
+      </w:r>
+      <w:r>
+        <w:rPr>
+          <w:rFonts w:ascii="Calibri" w:hAnsi="Calibri"/>
+          <w:color w:val="1E293B"/>
+          <w:sz w:val="21"/>
+        </w:rPr>
+        <w:t>.</w:t>
+      </w:r>
+      <w:r>
+        <w:rPr>
+          <w:rFonts w:ascii="Calibri" w:hAnsi="Calibri"/>
+          <w:color w:val="1E293B"/>
+          <w:sz w:val="21"/>
+        </w:rPr>
+      </w:r>
+      <w:r>
+        <w:rPr>
+          <w:rFonts w:ascii="Calibri" w:hAnsi="Calibri"/>
+          <w:color w:val="1E293B"/>
+          <w:sz w:val="21"/>
+        </w:rPr>
+        <w:br/>
+        <w:t xml:space="preserve">- </w:t>
+      </w:r>
+      <w:r>
+        <w:rPr>
+          <w:rFonts w:ascii="Calibri" w:hAnsi="Calibri"/>
+          <w:b/>
+          <w:color w:val="1E293B"/>
+          <w:sz w:val="21"/>
+        </w:rPr>
+        <w:t>Ben Thanh Market Ultimate Travel Guide:</w:t>
+      </w:r>
+      <w:r>
+        <w:rPr>
+          <w:rFonts w:ascii="Calibri" w:hAnsi="Calibri"/>
+          <w:color w:val="1E293B"/>
+          <w:sz w:val="21"/>
+        </w:rPr>
+        <w:t xml:space="preserve"> planning your market visit with our </w:t>
+      </w:r>
+      <w:r>
+        <w:rPr>
+          <w:rFonts w:ascii="Calibri" w:hAnsi="Calibri"/>
+          <w:color w:val="1E293B"/>
+          <w:sz w:val="21"/>
+          <w:u w:val="single"/>
+        </w:rPr>
+        <w:t>Ben Thanh Market ultimate travel guide</w:t>
+      </w:r>
+      <w:r>
+        <w:rPr>
+          <w:rFonts w:ascii="Calibri" w:hAnsi="Calibri"/>
+          <w:color w:val="1E293B"/>
+          <w:sz w:val="21"/>
+        </w:rPr>
+        <w:t>.</w:t>
+      </w:r>
+      <w:r>
+        <w:rPr>
+          <w:rFonts w:ascii="Calibri" w:hAnsi="Calibri"/>
+          <w:color w:val="1E293B"/>
+          <w:sz w:val="21"/>
+        </w:rPr>
+      </w:r>
+      <w:r>
+        <w:rPr>
+          <w:rFonts w:ascii="Calibri" w:hAnsi="Calibri"/>
+          <w:color w:val="1E293B"/>
+          <w:sz w:val="21"/>
+        </w:rPr>
+        <w:br/>
+        <w:t xml:space="preserve">- </w:t>
+      </w:r>
+      <w:r>
+        <w:rPr>
+          <w:rFonts w:ascii="Calibri" w:hAnsi="Calibri"/>
+          <w:b/>
+          <w:color w:val="1E293B"/>
+          <w:sz w:val="21"/>
+        </w:rPr>
+        <w:t>Tan Son Nhat Airport Transfer Guide:</w:t>
+      </w:r>
+      <w:r>
+        <w:rPr>
+          <w:rFonts w:ascii="Calibri" w:hAnsi="Calibri"/>
+          <w:color w:val="1E293B"/>
+          <w:sz w:val="21"/>
+        </w:rPr>
+        <w:t xml:space="preserve"> comparing airport vs downtown rates in our </w:t>
+      </w:r>
+      <w:r>
+        <w:rPr>
+          <w:rFonts w:ascii="Calibri" w:hAnsi="Calibri"/>
+          <w:color w:val="1E293B"/>
+          <w:sz w:val="21"/>
+          <w:u w:val="single"/>
+        </w:rPr>
+        <w:t>Tan Son Nhat airport to Ben Thanh transfer guide</w:t>
+      </w:r>
+      <w:r>
+        <w:rPr>
+          <w:rFonts w:ascii="Calibri" w:hAnsi="Calibri"/>
+          <w:color w:val="1E293B"/>
+          <w:sz w:val="21"/>
+        </w:rPr>
+        <w:t>.</w:t>
+      </w:r>
+    </w:p>
     <w:sectPr>
       <w:headerReference w:type="default" r:id="rId9"/>
       <w:footerReference w:type="default" r:id="rId10"/>
